--- a/Dokumentáció/Felhasznaloisablon.docx
+++ b/Dokumentáció/Felhasznaloisablon.docx
@@ -44,7 +44,7 @@
       <w:pPr>
         <w:pStyle w:val="Cmsor1"/>
       </w:pPr>
-      <w:bookmarkStart w:id="0" w:name="_Toc220484552"/>
+      <w:bookmarkStart w:id="0" w:name="_Toc224116149"/>
       <w:r>
         <w:t>Tartalomjegyzék</w:t>
       </w:r>
@@ -128,7 +128,7 @@
         <w:rPr>
           <w:noProof/>
         </w:rPr>
-        <w:instrText xml:space="preserve"> PAGEREF _Toc220484552 \h </w:instrText>
+        <w:instrText xml:space="preserve"> PAGEREF _Toc224116149 \h </w:instrText>
       </w:r>
       <w:r>
         <w:rPr>
@@ -205,7 +205,7 @@
         <w:rPr>
           <w:noProof/>
         </w:rPr>
-        <w:instrText xml:space="preserve"> PAGEREF _Toc220484553 \h </w:instrText>
+        <w:instrText xml:space="preserve"> PAGEREF _Toc224116150 \h </w:instrText>
       </w:r>
       <w:r>
         <w:rPr>
@@ -282,7 +282,7 @@
         <w:rPr>
           <w:noProof/>
         </w:rPr>
-        <w:instrText xml:space="preserve"> PAGEREF _Toc220484554 \h </w:instrText>
+        <w:instrText xml:space="preserve"> PAGEREF _Toc224116151 \h </w:instrText>
       </w:r>
       <w:r>
         <w:rPr>
@@ -359,7 +359,7 @@
         <w:rPr>
           <w:noProof/>
         </w:rPr>
-        <w:instrText xml:space="preserve"> PAGEREF _Toc220484555 \h </w:instrText>
+        <w:instrText xml:space="preserve"> PAGEREF _Toc224116152 \h </w:instrText>
       </w:r>
       <w:r>
         <w:rPr>
@@ -436,7 +436,7 @@
         <w:rPr>
           <w:noProof/>
         </w:rPr>
-        <w:instrText xml:space="preserve"> PAGEREF _Toc220484556 \h </w:instrText>
+        <w:instrText xml:space="preserve"> PAGEREF _Toc224116153 \h </w:instrText>
       </w:r>
       <w:r>
         <w:rPr>
@@ -513,7 +513,7 @@
         <w:rPr>
           <w:noProof/>
         </w:rPr>
-        <w:instrText xml:space="preserve"> PAGEREF _Toc220484557 \h </w:instrText>
+        <w:instrText xml:space="preserve"> PAGEREF _Toc224116154 \h </w:instrText>
       </w:r>
       <w:r>
         <w:rPr>
@@ -592,7 +592,7 @@
         <w:rPr>
           <w:noProof/>
         </w:rPr>
-        <w:instrText xml:space="preserve"> PAGEREF _Toc220484558 \h </w:instrText>
+        <w:instrText xml:space="preserve"> PAGEREF _Toc224116155 \h </w:instrText>
       </w:r>
       <w:r>
         <w:rPr>
@@ -669,7 +669,7 @@
         <w:rPr>
           <w:noProof/>
         </w:rPr>
-        <w:instrText xml:space="preserve"> PAGEREF _Toc220484559 \h </w:instrText>
+        <w:instrText xml:space="preserve"> PAGEREF _Toc224116156 \h </w:instrText>
       </w:r>
       <w:r>
         <w:rPr>
@@ -746,7 +746,7 @@
         <w:rPr>
           <w:noProof/>
         </w:rPr>
-        <w:instrText xml:space="preserve"> PAGEREF _Toc220484560 \h </w:instrText>
+        <w:instrText xml:space="preserve"> PAGEREF _Toc224116157 \h </w:instrText>
       </w:r>
       <w:r>
         <w:rPr>
@@ -823,7 +823,7 @@
         <w:rPr>
           <w:noProof/>
         </w:rPr>
-        <w:instrText xml:space="preserve"> PAGEREF _Toc220484561 \h </w:instrText>
+        <w:instrText xml:space="preserve"> PAGEREF _Toc224116158 \h </w:instrText>
       </w:r>
       <w:r>
         <w:rPr>
@@ -900,7 +900,7 @@
         <w:rPr>
           <w:noProof/>
         </w:rPr>
-        <w:instrText xml:space="preserve"> PAGEREF _Toc220484562 \h </w:instrText>
+        <w:instrText xml:space="preserve"> PAGEREF _Toc224116159 \h </w:instrText>
       </w:r>
       <w:r>
         <w:rPr>
@@ -977,7 +977,7 @@
         <w:rPr>
           <w:noProof/>
         </w:rPr>
-        <w:instrText xml:space="preserve"> PAGEREF _Toc220484563 \h </w:instrText>
+        <w:instrText xml:space="preserve"> PAGEREF _Toc224116160 \h </w:instrText>
       </w:r>
       <w:r>
         <w:rPr>
@@ -1054,7 +1054,7 @@
         <w:rPr>
           <w:noProof/>
         </w:rPr>
-        <w:instrText xml:space="preserve"> PAGEREF _Toc220484564 \h </w:instrText>
+        <w:instrText xml:space="preserve"> PAGEREF _Toc224116161 \h </w:instrText>
       </w:r>
       <w:r>
         <w:rPr>
@@ -1131,7 +1131,7 @@
         <w:rPr>
           <w:noProof/>
         </w:rPr>
-        <w:instrText xml:space="preserve"> PAGEREF _Toc220484565 \h </w:instrText>
+        <w:instrText xml:space="preserve"> PAGEREF _Toc224116162 \h </w:instrText>
       </w:r>
       <w:r>
         <w:rPr>
@@ -1208,7 +1208,7 @@
         <w:rPr>
           <w:noProof/>
         </w:rPr>
-        <w:instrText xml:space="preserve"> PAGEREF _Toc220484566 \h </w:instrText>
+        <w:instrText xml:space="preserve"> PAGEREF _Toc224116163 \h </w:instrText>
       </w:r>
       <w:r>
         <w:rPr>
@@ -1285,7 +1285,7 @@
         <w:rPr>
           <w:noProof/>
         </w:rPr>
-        <w:instrText xml:space="preserve"> PAGEREF _Toc220484567 \h </w:instrText>
+        <w:instrText xml:space="preserve"> PAGEREF _Toc224116164 \h </w:instrText>
       </w:r>
       <w:r>
         <w:rPr>
@@ -1362,7 +1362,7 @@
         <w:rPr>
           <w:noProof/>
         </w:rPr>
-        <w:instrText xml:space="preserve"> PAGEREF _Toc220484568 \h </w:instrText>
+        <w:instrText xml:space="preserve"> PAGEREF _Toc224116165 \h </w:instrText>
       </w:r>
       <w:r>
         <w:rPr>
@@ -1439,7 +1439,7 @@
         <w:rPr>
           <w:noProof/>
         </w:rPr>
-        <w:instrText xml:space="preserve"> PAGEREF _Toc220484569 \h </w:instrText>
+        <w:instrText xml:space="preserve"> PAGEREF _Toc224116166 \h </w:instrText>
       </w:r>
       <w:r>
         <w:rPr>
@@ -1516,7 +1516,7 @@
         <w:rPr>
           <w:noProof/>
         </w:rPr>
-        <w:instrText xml:space="preserve"> PAGEREF _Toc220484570 \h </w:instrText>
+        <w:instrText xml:space="preserve"> PAGEREF _Toc224116167 \h </w:instrText>
       </w:r>
       <w:r>
         <w:rPr>
@@ -1534,83 +1534,6 @@
           <w:noProof/>
         </w:rPr>
         <w:t>18</w:t>
-      </w:r>
-      <w:r>
-        <w:rPr>
-          <w:noProof/>
-        </w:rPr>
-        <w:fldChar w:fldCharType="end"/>
-      </w:r>
-    </w:p>
-    <w:p>
-      <w:pPr>
-        <w:pStyle w:val="TJ1"/>
-        <w:tabs>
-          <w:tab w:val="left" w:pos="880"/>
-          <w:tab w:val="right" w:leader="dot" w:pos="8493"/>
-        </w:tabs>
-        <w:rPr>
-          <w:rFonts w:asciiTheme="minorHAnsi" w:eastAsiaTheme="minorEastAsia" w:hAnsiTheme="minorHAnsi"/>
-          <w:noProof/>
-          <w:sz w:val="22"/>
-          <w:lang w:eastAsia="hu-HU"/>
-        </w:rPr>
-      </w:pPr>
-      <w:r>
-        <w:rPr>
-          <w:noProof/>
-        </w:rPr>
-        <w:t>9.</w:t>
-      </w:r>
-      <w:r>
-        <w:rPr>
-          <w:rFonts w:asciiTheme="minorHAnsi" w:eastAsiaTheme="minorEastAsia" w:hAnsiTheme="minorHAnsi"/>
-          <w:noProof/>
-          <w:sz w:val="22"/>
-          <w:lang w:eastAsia="hu-HU"/>
-        </w:rPr>
-        <w:tab/>
-      </w:r>
-      <w:r>
-        <w:rPr>
-          <w:noProof/>
-        </w:rPr>
-        <w:t>Mellékletek</w:t>
-      </w:r>
-      <w:r>
-        <w:rPr>
-          <w:noProof/>
-        </w:rPr>
-        <w:tab/>
-      </w:r>
-      <w:r>
-        <w:rPr>
-          <w:noProof/>
-        </w:rPr>
-        <w:fldChar w:fldCharType="begin"/>
-      </w:r>
-      <w:r>
-        <w:rPr>
-          <w:noProof/>
-        </w:rPr>
-        <w:instrText xml:space="preserve"> PAGEREF _Toc220484571 \h </w:instrText>
-      </w:r>
-      <w:r>
-        <w:rPr>
-          <w:noProof/>
-        </w:rPr>
-      </w:r>
-      <w:r>
-        <w:rPr>
-          <w:noProof/>
-        </w:rPr>
-        <w:fldChar w:fldCharType="separate"/>
-      </w:r>
-      <w:r>
-        <w:rPr>
-          <w:noProof/>
-        </w:rPr>
-        <w:t>19</w:t>
       </w:r>
       <w:r>
         <w:rPr>
@@ -1637,6 +1560,177 @@
           <w:szCs w:val="34"/>
         </w:rPr>
         <w:fldChar w:fldCharType="end"/>
+      </w:r>
+      <w:r>
+        <w:rPr>
+          <w:b/>
+          <w:bCs/>
+          <w:sz w:val="34"/>
+          <w:szCs w:val="34"/>
+        </w:rPr>
+        <w:br w:type="page"/>
+      </w:r>
+    </w:p>
+    <w:p>
+      <w:pPr>
+        <w:pStyle w:val="Cmsor1"/>
+      </w:pPr>
+      <w:bookmarkStart w:id="1" w:name="_Toc224116150"/>
+      <w:r>
+        <w:lastRenderedPageBreak/>
+        <w:t>Bevezetés</w:t>
+      </w:r>
+      <w:bookmarkEnd w:id="1"/>
+    </w:p>
+    <w:p>
+      <w:r>
+        <w:t>Üdvöz</w:t>
+      </w:r>
+      <w:r>
+        <w:t>lünk</w:t>
+      </w:r>
+      <w:r>
+        <w:t xml:space="preserve"> a </w:t>
+      </w:r>
+      <w:r>
+        <w:rPr>
+          <w:b/>
+          <w:bCs/>
+        </w:rPr>
+        <w:t>ParKing</w:t>
+      </w:r>
+      <w:r>
+        <w:t xml:space="preserve"> weboldal dokumentáció felületén!</w:t>
+      </w:r>
+      <w:r>
+        <w:t xml:space="preserve"> </w:t>
+      </w:r>
+      <w:r>
+        <w:t xml:space="preserve">Örömmel mutatjuk be azt az online platformot, amelyet vizsgaremek projektként fejlesztettünk, és amelynek célja, hogy korszerű, biztonságos és felhasználóbarát megoldást nyújtson a parkolóhely-bérlés mindennapi kihívásaira. Manapság, amikor a városi közlekedés egyre zsúfoltabbá válik, és egy szabad parkolóhely megtalálása gyakran időigényes és stresszes feladattá válik, egy olyan szolgáltatás, mint a </w:t>
+      </w:r>
+      <w:r>
+        <w:rPr>
+          <w:b/>
+          <w:bCs/>
+        </w:rPr>
+        <w:t>ParKing</w:t>
+      </w:r>
+      <w:r>
+        <w:t>, valós segítséget jelenthet minden</w:t>
+      </w:r>
+      <w:r>
+        <w:t>ki</w:t>
+      </w:r>
+      <w:r>
+        <w:t xml:space="preserve"> számára. Weboldalunk célja, hogy egyszerűbbé, biztonságosabbá és gyorsabbá tegye a parkolóhely keresését és bérlését, mindezt modern technológiai háttérrel és átlátható működéssel támogatva.</w:t>
+      </w:r>
+    </w:p>
+    <w:p>
+      <w:r>
+        <w:t xml:space="preserve">A </w:t>
+      </w:r>
+      <w:r>
+        <w:rPr>
+          <w:b/>
+          <w:bCs/>
+        </w:rPr>
+        <w:t>ParKing</w:t>
+      </w:r>
+      <w:r>
+        <w:t xml:space="preserve"> minden látogatót barátságos felülettel fogad, ahol a regisztráció folyamata teljesen biztonságos, a felhasználói adatok kezelése pedig a legmagasabb szintű elvek szerint történik. A weboldal kialakítása során kiemelt figyelmet fordítottunk az adatvédelemre és a biztonságra, így a felhasználó nyugodtan megadhatj</w:t>
+      </w:r>
+      <w:r>
+        <w:t>a</w:t>
+      </w:r>
+      <w:r>
+        <w:t xml:space="preserve"> személyes adatait, és</w:t>
+      </w:r>
+      <w:r>
+        <w:t xml:space="preserve"> </w:t>
+      </w:r>
+      <w:r>
+        <w:t>könnyedén létrehozhatj</w:t>
+      </w:r>
+      <w:r>
+        <w:t>a</w:t>
+      </w:r>
+      <w:r>
+        <w:t xml:space="preserve"> saját profilj</w:t>
+      </w:r>
+      <w:r>
+        <w:t>át</w:t>
+      </w:r>
+      <w:r>
+        <w:t>. A rendszer több biztonsági megoldással is védi a felhasználói információkat, így a látogató biztos lehet</w:t>
+      </w:r>
+      <w:r>
+        <w:t xml:space="preserve"> </w:t>
+      </w:r>
+      <w:r>
+        <w:t>abban, hogy a platform megbízható környezetet kínál szám</w:t>
+      </w:r>
+      <w:r>
+        <w:t>ára</w:t>
+      </w:r>
+      <w:r>
+        <w:t>.</w:t>
+      </w:r>
+    </w:p>
+    <w:p>
+      <w:r>
+        <w:t xml:space="preserve">A regisztrációt követően a felhasználó gyorsan és egyszerűen bérelhet parkolóhelyet. A </w:t>
+      </w:r>
+      <w:r>
+        <w:rPr>
+          <w:b/>
+          <w:bCs/>
+        </w:rPr>
+        <w:t>ParKing</w:t>
+      </w:r>
+      <w:r>
+        <w:t xml:space="preserve"> célja, hogy megszüntesse a hosszas keresgélést és előre tervezhetővé tegye a parkolást, legyen szó akár rövid távú, akár hosszabb távú bérlésről. A rendszerben minden parkolóhely részletes információkkal együtt szerepel, így a felhasználó könnyen kiválaszthatja a számára legmegfelelőbb lehetőséget – legyen az ár, elhelyezkedés vagy egyéb szempont. A weboldal </w:t>
+      </w:r>
+      <w:r>
+        <w:t xml:space="preserve">egyszerű </w:t>
+      </w:r>
+      <w:r>
+        <w:t>kialakítása lehetővé teszi, hogy a felhasználók gyorsan eligazodjanak a különböző funkciók között, miközben minden fontos információ egy helyen érhető el.</w:t>
+      </w:r>
+    </w:p>
+    <w:p>
+      <w:r>
+        <w:rPr>
+          <w:color w:val="000000" w:themeColor="text1"/>
+        </w:rPr>
+        <w:t>Úgy gondoljuk</w:t>
+      </w:r>
+      <w:r>
+        <w:t xml:space="preserve">, hogy a </w:t>
+      </w:r>
+      <w:r>
+        <w:rPr>
+          <w:b/>
+          <w:bCs/>
+        </w:rPr>
+        <w:t>ParKing</w:t>
+      </w:r>
+      <w:r>
+        <w:t xml:space="preserve"> weboldal minden elvárást felülmúl, és hatékonyan segít a parkolóhely-bérlésben. </w:t>
+      </w:r>
+    </w:p>
+    <w:p>
+      <w:pPr>
+        <w:rPr>
+          <w:i/>
+          <w:iCs/>
+        </w:rPr>
+      </w:pPr>
+      <w:r>
+        <w:rPr>
+          <w:i/>
+          <w:iCs/>
+        </w:rPr>
+        <w:t>Foglalj előre, érkezz gond nélkül.</w:t>
       </w:r>
     </w:p>
     <w:p>
@@ -1644,20 +1738,8 @@
         <w:spacing w:line="259" w:lineRule="auto"/>
         <w:ind w:firstLine="0"/>
         <w:jc w:val="left"/>
-        <w:rPr>
-          <w:b/>
-          <w:bCs/>
-          <w:sz w:val="34"/>
-          <w:szCs w:val="34"/>
-        </w:rPr>
-      </w:pPr>
-      <w:r>
-        <w:rPr>
-          <w:b/>
-          <w:bCs/>
-          <w:sz w:val="34"/>
-          <w:szCs w:val="34"/>
-        </w:rPr>
+      </w:pPr>
+      <w:r>
         <w:br w:type="page"/>
       </w:r>
     </w:p>
@@ -1665,179 +1747,7 @@
       <w:pPr>
         <w:pStyle w:val="Cmsor1"/>
       </w:pPr>
-      <w:bookmarkStart w:id="1" w:name="_Toc220484553"/>
-      <w:r>
-        <w:lastRenderedPageBreak/>
-        <w:t>Bevezetés</w:t>
-      </w:r>
-      <w:bookmarkEnd w:id="1"/>
-    </w:p>
-    <w:p>
-      <w:r>
-        <w:t>Üdvöz</w:t>
-      </w:r>
-      <w:r>
-        <w:t>lünk</w:t>
-      </w:r>
-      <w:r>
-        <w:t xml:space="preserve"> a </w:t>
-      </w:r>
-      <w:r>
-        <w:rPr>
-          <w:b/>
-          <w:bCs/>
-        </w:rPr>
-        <w:t>ParKing</w:t>
-      </w:r>
-      <w:r>
-        <w:t xml:space="preserve"> weboldal dokumentáció felületén!</w:t>
-      </w:r>
-      <w:r>
-        <w:t xml:space="preserve"> </w:t>
-      </w:r>
-      <w:r>
-        <w:t xml:space="preserve">Örömmel mutatjuk be azt az online platformot, amelyet vizsgaremek projektként fejlesztettünk, és amelynek célja, hogy korszerű, biztonságos és felhasználóbarát megoldást nyújtson a parkolóhely-bérlés mindennapi kihívásaira. Manapság, amikor a városi közlekedés egyre zsúfoltabbá válik, és egy szabad parkolóhely megtalálása gyakran időigényes és stresszes feladattá válik, egy olyan szolgáltatás, mint a </w:t>
-      </w:r>
-      <w:r>
-        <w:rPr>
-          <w:b/>
-          <w:bCs/>
-        </w:rPr>
-        <w:t>ParKing</w:t>
-      </w:r>
-      <w:r>
-        <w:t>, valós segítséget jelenthet minden</w:t>
-      </w:r>
-      <w:r>
-        <w:t>ki</w:t>
-      </w:r>
-      <w:r>
-        <w:t xml:space="preserve"> számára. Weboldalunk célja, hogy egyszerűbbé, biztonságosabbá és gyorsabbá tegye a parkolóhely keresését és bérlését, mindezt modern technológiai háttérrel és átlátható működéssel támogatva.</w:t>
-      </w:r>
-    </w:p>
-    <w:p>
-      <w:r>
-        <w:t xml:space="preserve">A </w:t>
-      </w:r>
-      <w:r>
-        <w:rPr>
-          <w:b/>
-          <w:bCs/>
-        </w:rPr>
-        <w:t>ParKing</w:t>
-      </w:r>
-      <w:r>
-        <w:t xml:space="preserve"> minden látogatót barátságos felülettel fogad, ahol a regisztráció folyamata teljesen biztonságos, a felhasználói adatok kezelése pedig a legmagasabb szintű elvek szerint történik. A weboldal kialakítása során kiemelt figyelmet fordítottunk az adatvédelemre és a biztonságra, így a felhasználó nyugodtan megadhatj</w:t>
-      </w:r>
-      <w:r>
-        <w:t>a</w:t>
-      </w:r>
-      <w:r>
-        <w:t xml:space="preserve"> személyes adatait, és</w:t>
-      </w:r>
-      <w:r>
-        <w:t xml:space="preserve"> </w:t>
-      </w:r>
-      <w:r>
-        <w:t>könnyedén létrehozhatj</w:t>
-      </w:r>
-      <w:r>
-        <w:t>a</w:t>
-      </w:r>
-      <w:r>
-        <w:t xml:space="preserve"> saját profilj</w:t>
-      </w:r>
-      <w:r>
-        <w:t>át</w:t>
-      </w:r>
-      <w:r>
-        <w:t>. A rendszer több biztonsági megoldással is védi a felhasználói információkat, így a látogató biztos lehet</w:t>
-      </w:r>
-      <w:r>
-        <w:t xml:space="preserve"> </w:t>
-      </w:r>
-      <w:r>
-        <w:t>abban, hogy a platform megbízható környezetet kínál szám</w:t>
-      </w:r>
-      <w:r>
-        <w:t>ára</w:t>
-      </w:r>
-      <w:r>
-        <w:t>.</w:t>
-      </w:r>
-    </w:p>
-    <w:p>
-      <w:r>
-        <w:t xml:space="preserve">A regisztrációt követően a felhasználó gyorsan és egyszerűen bérelhet parkolóhelyet. A </w:t>
-      </w:r>
-      <w:r>
-        <w:rPr>
-          <w:b/>
-          <w:bCs/>
-        </w:rPr>
-        <w:t>ParKing</w:t>
-      </w:r>
-      <w:r>
-        <w:t xml:space="preserve"> célja, hogy megszüntesse a hosszas keresgélést és előre tervezhetővé tegye a parkolást, legyen szó akár rövid távú, akár hosszabb távú bérlésről. A rendszerben minden parkolóhely részletes információkkal együtt szerepel, így a felhasználó könnyen kiválaszthatja a számára legmegfelelőbb lehetőséget – legyen az ár, elhelyezkedés vagy egyéb szempont. A weboldal </w:t>
-      </w:r>
-      <w:r>
-        <w:t xml:space="preserve">egyszerű </w:t>
-      </w:r>
-      <w:r>
-        <w:t>kialakítása lehetővé teszi, hogy a felhasználók gyorsan eligazodjanak a különböző funkciók között, miközben minden fontos információ egy helyen érhető el.</w:t>
-      </w:r>
-    </w:p>
-    <w:p>
-      <w:r>
-        <w:rPr>
-          <w:color w:val="000000" w:themeColor="text1"/>
-        </w:rPr>
-        <w:t>Úgy gondoljuk</w:t>
-      </w:r>
-      <w:r>
-        <w:t xml:space="preserve">, hogy a </w:t>
-      </w:r>
-      <w:r>
-        <w:rPr>
-          <w:b/>
-          <w:bCs/>
-        </w:rPr>
-        <w:t>ParKing</w:t>
-      </w:r>
-      <w:r>
-        <w:t xml:space="preserve"> weboldal minden elvárást felülmúl, és hatékonyan segít a parkolóhely-bérlésben. </w:t>
-      </w:r>
-    </w:p>
-    <w:p>
-      <w:pPr>
-        <w:rPr>
-          <w:i/>
-          <w:iCs/>
-        </w:rPr>
-      </w:pPr>
-      <w:r>
-        <w:rPr>
-          <w:i/>
-          <w:iCs/>
-        </w:rPr>
-        <w:t>Foglalj előre, érkezz gond nélkül.</w:t>
-      </w:r>
-    </w:p>
-    <w:p>
-      <w:pPr>
-        <w:spacing w:line="259" w:lineRule="auto"/>
-        <w:ind w:firstLine="0"/>
-        <w:jc w:val="left"/>
-      </w:pPr>
-      <w:r>
-        <w:br w:type="page"/>
-      </w:r>
-    </w:p>
-    <w:p>
-      <w:pPr>
-        <w:pStyle w:val="Cmsor1"/>
-      </w:pPr>
-      <w:bookmarkStart w:id="2" w:name="_Toc220484554"/>
+      <w:bookmarkStart w:id="2" w:name="_Toc224116151"/>
       <w:r>
         <w:lastRenderedPageBreak/>
         <w:t>Rendszeráttekintés</w:t>
@@ -1848,7 +1758,7 @@
       <w:pPr>
         <w:pStyle w:val="Cmsor2"/>
       </w:pPr>
-      <w:bookmarkStart w:id="3" w:name="_Toc220484555"/>
+      <w:bookmarkStart w:id="3" w:name="_Toc224116152"/>
       <w:r>
         <w:t>Rendszerkövetelmények-hardverkövetelmények</w:t>
       </w:r>
@@ -2087,7 +1997,7 @@
       <w:pPr>
         <w:pStyle w:val="Cmsor2"/>
       </w:pPr>
-      <w:bookmarkStart w:id="4" w:name="_Toc220484556"/>
+      <w:bookmarkStart w:id="4" w:name="_Toc224116153"/>
       <w:r>
         <w:lastRenderedPageBreak/>
         <w:t>Rendszerkövetelmények-szoftverkövetelmények</w:t>
@@ -2335,7 +2245,7 @@
       <w:r>
         <w:br w:type="page"/>
       </w:r>
-      <w:bookmarkStart w:id="5" w:name="_Toc220484557"/>
+      <w:bookmarkStart w:id="5" w:name="_Toc224116154"/>
       <w:r>
         <w:lastRenderedPageBreak/>
         <w:t>Telepítés</w:t>
@@ -2351,7 +2261,7 @@
           <w:bCs/>
         </w:rPr>
       </w:pPr>
-      <w:bookmarkStart w:id="6" w:name="_Toc220484558"/>
+      <w:bookmarkStart w:id="6" w:name="_Toc224116155"/>
       <w:r>
         <w:rPr>
           <w:rStyle w:val="Cmsor2Char"/>
@@ -2693,7 +2603,7 @@
       <w:pPr>
         <w:pStyle w:val="Cmsor2"/>
       </w:pPr>
-      <w:bookmarkStart w:id="7" w:name="_Toc220484559"/>
+      <w:bookmarkStart w:id="7" w:name="_Toc224116156"/>
       <w:r>
         <w:lastRenderedPageBreak/>
         <w:t>A weboldal futtatása</w:t>
@@ -3122,7 +3032,7 @@
       <w:pPr>
         <w:pStyle w:val="Cmsor1"/>
       </w:pPr>
-      <w:bookmarkStart w:id="8" w:name="_Toc220484560"/>
+      <w:bookmarkStart w:id="8" w:name="_Toc224116157"/>
       <w:r>
         <w:lastRenderedPageBreak/>
         <w:t>Felhasználói felület bemutatása</w:t>
@@ -3139,7 +3049,7 @@
       <w:pPr>
         <w:pStyle w:val="Cmsor2"/>
       </w:pPr>
-      <w:bookmarkStart w:id="9" w:name="_Toc220484561"/>
+      <w:bookmarkStart w:id="9" w:name="_Toc224116158"/>
       <w:r>
         <w:t>Regisztráció</w:t>
       </w:r>
@@ -4074,7 +3984,7 @@
       <w:pPr>
         <w:pStyle w:val="Cmsor2"/>
       </w:pPr>
-      <w:bookmarkStart w:id="10" w:name="_Toc220484562"/>
+      <w:bookmarkStart w:id="10" w:name="_Toc224116159"/>
       <w:r>
         <w:t>Bejelentkezés</w:t>
       </w:r>
@@ -4787,7 +4697,7 @@
       <w:r>
         <w:br w:type="page"/>
       </w:r>
-      <w:bookmarkStart w:id="11" w:name="_Toc220484563"/>
+      <w:bookmarkStart w:id="11" w:name="_Toc224116160"/>
       <w:r>
         <w:lastRenderedPageBreak/>
         <w:t>Főoldal</w:t>
@@ -5377,7 +5287,7 @@
       <w:pPr>
         <w:pStyle w:val="Cmsor2"/>
       </w:pPr>
-      <w:bookmarkStart w:id="12" w:name="_Toc220484564"/>
+      <w:bookmarkStart w:id="12" w:name="_Toc224116161"/>
       <w:r>
         <w:rPr>
           <w:noProof/>
@@ -5558,6 +5468,9 @@
         <w:jc w:val="left"/>
       </w:pPr>
       <w:r>
+        <w:rPr>
+          <w:noProof/>
+        </w:rPr>
         <w:drawing>
           <wp:inline distT="0" distB="0" distL="0" distR="0" wp14:anchorId="3E15D8C3" wp14:editId="469631F5">
             <wp:extent cx="5399405" cy="2379345"/>
@@ -5742,6 +5655,9 @@
         <w:t xml:space="preserve"> </w:t>
       </w:r>
       <w:r>
+        <w:rPr>
+          <w:noProof/>
+        </w:rPr>
         <w:drawing>
           <wp:anchor distT="0" distB="0" distL="114300" distR="114300" simplePos="0" relativeHeight="251700224" behindDoc="0" locked="0" layoutInCell="1" allowOverlap="1" wp14:anchorId="4CCBE633" wp14:editId="35F59A56">
             <wp:simplePos x="0" y="0"/>
@@ -5818,6 +5734,9 @@
         <w:ind w:firstLine="0"/>
       </w:pPr>
       <w:r>
+        <w:rPr>
+          <w:noProof/>
+        </w:rPr>
         <w:drawing>
           <wp:inline distT="0" distB="0" distL="0" distR="0" wp14:anchorId="78BCCA78" wp14:editId="488819F1">
             <wp:extent cx="5399405" cy="403225"/>
@@ -5883,7 +5802,7 @@
       <w:pPr>
         <w:pStyle w:val="Cmsor1"/>
       </w:pPr>
-      <w:bookmarkStart w:id="13" w:name="_Toc220484565"/>
+      <w:bookmarkStart w:id="13" w:name="_Toc224116162"/>
       <w:r>
         <w:lastRenderedPageBreak/>
         <w:t>Alapvető funkciók használata</w:t>
@@ -5906,7 +5825,7 @@
       <w:pPr>
         <w:pStyle w:val="Cmsor2"/>
       </w:pPr>
-      <w:bookmarkStart w:id="14" w:name="_Toc220484566"/>
+      <w:bookmarkStart w:id="14" w:name="_Toc224116163"/>
       <w:r>
         <w:t>Téma</w:t>
       </w:r>
@@ -6106,7 +6025,7 @@
           <w:rStyle w:val="Cmsor2Char"/>
         </w:rPr>
       </w:pPr>
-      <w:bookmarkStart w:id="15" w:name="_Toc220484567"/>
+      <w:bookmarkStart w:id="15" w:name="_Toc224116164"/>
       <w:r>
         <w:rPr>
           <w:rStyle w:val="Cmsor2Char"/>
@@ -6534,7 +6453,7 @@
       <w:pPr>
         <w:pStyle w:val="Cmsor2"/>
       </w:pPr>
-      <w:bookmarkStart w:id="16" w:name="_Toc220484568"/>
+      <w:bookmarkStart w:id="16" w:name="_Toc224116165"/>
       <w:r>
         <w:rPr>
           <w:noProof/>
@@ -7463,7 +7382,7 @@
       <w:pPr>
         <w:pStyle w:val="Cmsor1"/>
       </w:pPr>
-      <w:bookmarkStart w:id="17" w:name="_Toc220484569"/>
+      <w:bookmarkStart w:id="17" w:name="_Toc224116166"/>
       <w:r>
         <w:lastRenderedPageBreak/>
         <w:t>Hibakezelés, támogatás</w:t>
@@ -7691,7 +7610,7 @@
       <w:pPr>
         <w:pStyle w:val="Cmsor1"/>
       </w:pPr>
-      <w:bookmarkStart w:id="18" w:name="_Toc220484570"/>
+      <w:bookmarkStart w:id="18" w:name="_Toc224116167"/>
       <w:r>
         <w:lastRenderedPageBreak/>
         <w:t>Biztonság, adatvédelem</w:t>
@@ -7913,27 +7832,6 @@
       <w:r>
         <w:t>Személyes adataik védelme másokkal szemben</w:t>
       </w:r>
-    </w:p>
-    <w:p>
-      <w:pPr>
-        <w:spacing w:line="259" w:lineRule="auto"/>
-        <w:ind w:firstLine="0"/>
-        <w:jc w:val="left"/>
-      </w:pPr>
-      <w:r>
-        <w:br w:type="page"/>
-      </w:r>
-    </w:p>
-    <w:p>
-      <w:pPr>
-        <w:pStyle w:val="Cmsor1"/>
-      </w:pPr>
-      <w:bookmarkStart w:id="19" w:name="_Toc220484571"/>
-      <w:r>
-        <w:lastRenderedPageBreak/>
-        <w:t>Mellékletek</w:t>
-      </w:r>
-      <w:bookmarkEnd w:id="19"/>
     </w:p>
     <w:sectPr>
       <w:footerReference w:type="default" r:id="rId37"/>
